--- a/03_Outputs/final scripts/pt/Module 9/9.3.0-pt.docx
+++ b/03_Outputs/final scripts/pt/Module 9/9.3.0-pt.docx
@@ -14,7 +14,7 @@
     </w:p>
     <w:p>
       <w:r>
-        <w:t xml:space="preserve">Começamos explorando como avaliar o ambiente de risco para projetos de energia renovável, usando análise estruturada e engajamento das partes interessadas para identificar as barreiras mais relevantes. Você aprenderá como a metodologia DREI ajuda a mapear esses riscos, quantificar seu impacto nos custos de financiamento e priorizar onde as ações são necessárias.  </w:t>
+        <w:t xml:space="preserve">Começamos explorando como avaliar o ambiente de risco para projetos de energia renovável, utilizando análise estruturada e engajamento das partes interessadas para identificar as barreiras mais relevantes. Você aprenderá como a metodologia DREI ajuda a mapear esses riscos, quantificar seu impacto nos custos de financiamento e priorizar onde a ação é mais necessária.  </w:t>
       </w:r>
     </w:p>
     <w:p>
